--- a/Операционные системы/ЛАБА4/ОС ЛАБА №4.docx
+++ b/Операционные системы/ЛАБА4/ОС ЛАБА №4.docx
@@ -72,325 +72,322 @@
           <w:sz w:val="24"/>
           <w:szCs w:val="24"/>
         </w:rPr>
-        <w:t xml:space="preserve">Колледж </w:t>
-      </w:r>
-      <w:proofErr w:type="spellStart"/>
-      <w:r>
-        <w:rPr>
-          <w:rFonts w:ascii="Times New Roman" w:hAnsi="Times New Roman"/>
+        <w:t>Колледж ВятГУ</w:t>
+      </w:r>
+    </w:p>
+    <w:p>
+      <w:pPr>
+        <w:spacing w:after="0" w:line="360" w:lineRule="auto"/>
+        <w:jc w:val="center"/>
+        <w:rPr>
+          <w:rFonts w:ascii="Times New Roman" w:eastAsia="Times New Roman" w:hAnsi="Times New Roman" w:cs="Times New Roman"/>
+          <w:color w:val="000000"/>
+          <w:sz w:val="28"/>
+          <w:szCs w:val="28"/>
+        </w:rPr>
+      </w:pPr>
+    </w:p>
+    <w:p>
+      <w:pPr>
+        <w:spacing w:after="0" w:line="360" w:lineRule="auto"/>
+        <w:jc w:val="center"/>
+        <w:rPr>
+          <w:rFonts w:ascii="Times New Roman" w:eastAsia="Times New Roman" w:hAnsi="Times New Roman" w:cs="Times New Roman"/>
+          <w:color w:val="000000"/>
+          <w:sz w:val="28"/>
+          <w:szCs w:val="28"/>
+        </w:rPr>
+      </w:pPr>
+    </w:p>
+    <w:p>
+      <w:pPr>
+        <w:spacing w:after="0" w:line="360" w:lineRule="auto"/>
+        <w:jc w:val="center"/>
+        <w:rPr>
+          <w:rFonts w:ascii="Times New Roman" w:eastAsia="Times New Roman" w:hAnsi="Times New Roman" w:cs="Times New Roman"/>
+          <w:color w:val="000000"/>
+          <w:sz w:val="28"/>
+          <w:szCs w:val="28"/>
+        </w:rPr>
+      </w:pPr>
+    </w:p>
+    <w:p>
+      <w:pPr>
+        <w:spacing w:after="0" w:line="360" w:lineRule="auto"/>
+        <w:jc w:val="center"/>
+        <w:rPr>
+          <w:rFonts w:ascii="Times New Roman" w:eastAsia="Quattrocento Sans" w:hAnsi="Times New Roman" w:cs="Times New Roman"/>
+          <w:color w:val="000000"/>
+          <w:sz w:val="28"/>
+          <w:szCs w:val="28"/>
+        </w:rPr>
+      </w:pPr>
+    </w:p>
+    <w:p>
+      <w:pPr>
+        <w:spacing w:after="0" w:line="360" w:lineRule="auto"/>
+        <w:jc w:val="center"/>
+        <w:rPr>
+          <w:rFonts w:ascii="Times New Roman" w:eastAsia="Quattrocento Sans" w:hAnsi="Times New Roman" w:cs="Times New Roman"/>
+          <w:color w:val="000000"/>
+          <w:sz w:val="28"/>
+          <w:szCs w:val="28"/>
+        </w:rPr>
+      </w:pPr>
+    </w:p>
+    <w:p>
+      <w:pPr>
+        <w:spacing w:after="0" w:line="360" w:lineRule="auto"/>
+        <w:ind w:left="360"/>
+        <w:jc w:val="center"/>
+        <w:rPr>
+          <w:rFonts w:ascii="Times New Roman" w:eastAsia="Quattrocento Sans" w:hAnsi="Times New Roman" w:cs="Times New Roman"/>
+          <w:color w:val="000000"/>
+          <w:sz w:val="28"/>
+          <w:szCs w:val="28"/>
+        </w:rPr>
+      </w:pPr>
+      <w:r>
+        <w:rPr>
+          <w:rFonts w:ascii="Times New Roman" w:eastAsia="Times New Roman" w:hAnsi="Times New Roman" w:cs="Times New Roman"/>
           <w:b/>
+          <w:color w:val="000000"/>
+          <w:sz w:val="28"/>
+          <w:szCs w:val="28"/>
+        </w:rPr>
+        <w:t>ОТЧЕТ</w:t>
+      </w:r>
+    </w:p>
+    <w:p>
+      <w:pPr>
+        <w:spacing w:after="0" w:line="360" w:lineRule="auto"/>
+        <w:ind w:left="360"/>
+        <w:jc w:val="center"/>
+        <w:rPr>
+          <w:rFonts w:ascii="Times New Roman" w:eastAsia="Quattrocento Sans" w:hAnsi="Times New Roman" w:cs="Times New Roman"/>
+          <w:color w:val="000000"/>
+          <w:sz w:val="28"/>
+          <w:szCs w:val="28"/>
+        </w:rPr>
+      </w:pPr>
+      <w:r>
+        <w:rPr>
+          <w:rFonts w:ascii="Times New Roman" w:eastAsia="Times New Roman" w:hAnsi="Times New Roman" w:cs="Times New Roman"/>
+          <w:b/>
+          <w:color w:val="000000"/>
+          <w:sz w:val="28"/>
+          <w:szCs w:val="28"/>
+        </w:rPr>
+        <w:t>ПО ПРАКТИЧЕСКОЙ РАБОТЕ №</w:t>
+      </w:r>
+      <w:r>
+        <w:rPr>
+          <w:rFonts w:ascii="Times New Roman" w:eastAsia="Times New Roman" w:hAnsi="Times New Roman" w:cs="Times New Roman"/>
+          <w:b/>
+          <w:color w:val="000000"/>
+          <w:sz w:val="28"/>
+          <w:szCs w:val="28"/>
+        </w:rPr>
+        <w:t>4</w:t>
+      </w:r>
+    </w:p>
+    <w:p>
+      <w:pPr>
+        <w:spacing w:after="0" w:line="360" w:lineRule="auto"/>
+        <w:ind w:left="360"/>
+        <w:jc w:val="center"/>
+        <w:rPr>
+          <w:rFonts w:ascii="Times New Roman" w:eastAsia="Times New Roman" w:hAnsi="Times New Roman" w:cs="Times New Roman"/>
+          <w:b/>
+          <w:bCs/>
+          <w:color w:val="000000"/>
+          <w:sz w:val="28"/>
+          <w:szCs w:val="28"/>
+        </w:rPr>
+      </w:pPr>
+      <w:r>
+        <w:rPr>
+          <w:rFonts w:ascii="Times New Roman" w:eastAsia="Times New Roman" w:hAnsi="Times New Roman" w:cs="Times New Roman"/>
+          <w:b/>
+          <w:color w:val="000000"/>
+          <w:sz w:val="28"/>
+          <w:szCs w:val="28"/>
+        </w:rPr>
+        <w:t>«</w:t>
+      </w:r>
+      <w:r>
+        <w:rPr>
+          <w:rFonts w:ascii="Times New Roman" w:eastAsia="Times New Roman" w:hAnsi="Times New Roman" w:cs="Times New Roman"/>
+          <w:b/>
+          <w:bCs/>
+          <w:color w:val="000000"/>
+          <w:sz w:val="28"/>
+          <w:szCs w:val="28"/>
+        </w:rPr>
+        <w:t>РАБОТА С ФАЙЛОВОЙ СИСТЕМОЙ, ПРОЦЕССАМИ И СЛУЖБАМИ В WINDOWS POWERSHELL</w:t>
+      </w:r>
+      <w:r>
+        <w:rPr>
+          <w:rFonts w:ascii="Times New Roman" w:eastAsia="Times New Roman" w:hAnsi="Times New Roman" w:cs="Times New Roman"/>
+          <w:b/>
+          <w:color w:val="000000"/>
+          <w:sz w:val="28"/>
+          <w:szCs w:val="28"/>
+        </w:rPr>
+        <w:t>»</w:t>
+      </w:r>
+    </w:p>
+    <w:p>
+      <w:pPr>
+        <w:spacing w:after="0" w:line="360" w:lineRule="auto"/>
+        <w:ind w:left="360"/>
+        <w:jc w:val="center"/>
+        <w:rPr>
+          <w:rFonts w:ascii="Times New Roman" w:eastAsia="Times New Roman" w:hAnsi="Times New Roman" w:cs="Times New Roman"/>
+          <w:color w:val="000000"/>
+          <w:sz w:val="28"/>
+          <w:szCs w:val="28"/>
+        </w:rPr>
+      </w:pPr>
+      <w:r>
+        <w:rPr>
+          <w:rFonts w:ascii="Times New Roman" w:eastAsia="Times New Roman" w:hAnsi="Times New Roman" w:cs="Times New Roman"/>
+          <w:b/>
+          <w:color w:val="000000"/>
+          <w:sz w:val="28"/>
+          <w:szCs w:val="28"/>
+        </w:rPr>
+        <w:t>«</w:t>
+      </w:r>
+      <w:r>
+        <w:rPr>
+          <w:rFonts w:ascii="Times New Roman" w:eastAsia="Times New Roman" w:hAnsi="Times New Roman" w:cs="Times New Roman"/>
+          <w:b/>
+          <w:color w:val="000000"/>
+          <w:sz w:val="28"/>
+          <w:szCs w:val="28"/>
+        </w:rPr>
+        <w:t>Операционные системы и среды</w:t>
+      </w:r>
+      <w:r>
+        <w:rPr>
+          <w:rFonts w:ascii="Times New Roman" w:eastAsia="Times New Roman" w:hAnsi="Times New Roman" w:cs="Times New Roman"/>
+          <w:b/>
+          <w:color w:val="000000"/>
+          <w:sz w:val="28"/>
+          <w:szCs w:val="28"/>
+        </w:rPr>
+        <w:t>»</w:t>
+      </w:r>
+    </w:p>
+    <w:p>
+      <w:pPr>
+        <w:spacing w:after="0" w:line="360" w:lineRule="auto"/>
+        <w:jc w:val="center"/>
+        <w:rPr>
+          <w:rFonts w:ascii="Times New Roman" w:eastAsia="Quattrocento Sans" w:hAnsi="Times New Roman" w:cs="Times New Roman"/>
+          <w:color w:val="000000"/>
+          <w:sz w:val="28"/>
+          <w:szCs w:val="28"/>
+        </w:rPr>
+      </w:pPr>
+    </w:p>
+    <w:p>
+      <w:pPr>
+        <w:spacing w:after="0" w:line="360" w:lineRule="auto"/>
+        <w:jc w:val="center"/>
+        <w:rPr>
+          <w:rFonts w:ascii="Times New Roman" w:eastAsia="Quattrocento Sans" w:hAnsi="Times New Roman" w:cs="Times New Roman"/>
+          <w:color w:val="000000"/>
+          <w:sz w:val="28"/>
+          <w:szCs w:val="28"/>
+        </w:rPr>
+      </w:pPr>
+    </w:p>
+    <w:p>
+      <w:pPr>
+        <w:spacing w:after="0" w:line="360" w:lineRule="auto"/>
+        <w:jc w:val="center"/>
+        <w:rPr>
+          <w:rFonts w:ascii="Times New Roman" w:eastAsia="Quattrocento Sans" w:hAnsi="Times New Roman" w:cs="Times New Roman"/>
+          <w:color w:val="000000"/>
+          <w:sz w:val="28"/>
+          <w:szCs w:val="28"/>
+        </w:rPr>
+      </w:pPr>
+    </w:p>
+    <w:p>
+      <w:pPr>
+        <w:spacing w:after="0" w:line="360" w:lineRule="auto"/>
+        <w:jc w:val="center"/>
+        <w:rPr>
+          <w:rFonts w:ascii="Times New Roman" w:eastAsia="Quattrocento Sans" w:hAnsi="Times New Roman" w:cs="Times New Roman"/>
+          <w:color w:val="000000"/>
+          <w:sz w:val="28"/>
+          <w:szCs w:val="28"/>
+        </w:rPr>
+      </w:pPr>
+    </w:p>
+    <w:p>
+      <w:pPr>
+        <w:spacing w:after="0" w:line="360" w:lineRule="auto"/>
+        <w:jc w:val="center"/>
+        <w:rPr>
+          <w:rFonts w:ascii="Times New Roman" w:eastAsia="Quattrocento Sans" w:hAnsi="Times New Roman" w:cs="Times New Roman"/>
+          <w:color w:val="000000"/>
+          <w:sz w:val="28"/>
+          <w:szCs w:val="28"/>
+        </w:rPr>
+      </w:pPr>
+    </w:p>
+    <w:p>
+      <w:pPr>
+        <w:spacing w:after="0" w:line="360" w:lineRule="auto"/>
+        <w:ind w:left="5400"/>
+        <w:rPr>
+          <w:rFonts w:ascii="Times New Roman" w:eastAsia="Quattrocento Sans" w:hAnsi="Times New Roman" w:cs="Times New Roman"/>
+          <w:color w:val="000000"/>
           <w:sz w:val="24"/>
           <w:szCs w:val="24"/>
         </w:rPr>
-        <w:t>ВятГУ</w:t>
-      </w:r>
-      <w:proofErr w:type="spellEnd"/>
-    </w:p>
-    <w:p>
-      <w:pPr>
-        <w:spacing w:after="0" w:line="360" w:lineRule="auto"/>
-        <w:jc w:val="center"/>
-        <w:rPr>
-          <w:rFonts w:ascii="Times New Roman" w:eastAsia="Times New Roman" w:hAnsi="Times New Roman" w:cs="Times New Roman"/>
-          <w:color w:val="000000"/>
-          <w:sz w:val="28"/>
-          <w:szCs w:val="28"/>
-        </w:rPr>
-      </w:pPr>
-    </w:p>
-    <w:p>
-      <w:pPr>
-        <w:spacing w:after="0" w:line="360" w:lineRule="auto"/>
-        <w:jc w:val="center"/>
-        <w:rPr>
-          <w:rFonts w:ascii="Times New Roman" w:eastAsia="Times New Roman" w:hAnsi="Times New Roman" w:cs="Times New Roman"/>
-          <w:color w:val="000000"/>
-          <w:sz w:val="28"/>
-          <w:szCs w:val="28"/>
-        </w:rPr>
-      </w:pPr>
-    </w:p>
-    <w:p>
-      <w:pPr>
-        <w:spacing w:after="0" w:line="360" w:lineRule="auto"/>
-        <w:jc w:val="center"/>
-        <w:rPr>
-          <w:rFonts w:ascii="Times New Roman" w:eastAsia="Times New Roman" w:hAnsi="Times New Roman" w:cs="Times New Roman"/>
-          <w:color w:val="000000"/>
-          <w:sz w:val="28"/>
-          <w:szCs w:val="28"/>
-        </w:rPr>
-      </w:pPr>
-    </w:p>
-    <w:p>
-      <w:pPr>
-        <w:spacing w:after="0" w:line="360" w:lineRule="auto"/>
-        <w:jc w:val="center"/>
-        <w:rPr>
-          <w:rFonts w:ascii="Times New Roman" w:eastAsia="Quattrocento Sans" w:hAnsi="Times New Roman" w:cs="Times New Roman"/>
-          <w:color w:val="000000"/>
-          <w:sz w:val="28"/>
-          <w:szCs w:val="28"/>
-        </w:rPr>
-      </w:pPr>
-    </w:p>
-    <w:p>
-      <w:pPr>
-        <w:spacing w:after="0" w:line="360" w:lineRule="auto"/>
-        <w:jc w:val="center"/>
-        <w:rPr>
-          <w:rFonts w:ascii="Times New Roman" w:eastAsia="Quattrocento Sans" w:hAnsi="Times New Roman" w:cs="Times New Roman"/>
-          <w:color w:val="000000"/>
-          <w:sz w:val="28"/>
-          <w:szCs w:val="28"/>
-        </w:rPr>
-      </w:pPr>
-    </w:p>
-    <w:p>
-      <w:pPr>
-        <w:spacing w:after="0" w:line="360" w:lineRule="auto"/>
-        <w:ind w:left="360"/>
-        <w:jc w:val="center"/>
-        <w:rPr>
-          <w:rFonts w:ascii="Times New Roman" w:eastAsia="Quattrocento Sans" w:hAnsi="Times New Roman" w:cs="Times New Roman"/>
-          <w:color w:val="000000"/>
-          <w:sz w:val="28"/>
-          <w:szCs w:val="28"/>
-        </w:rPr>
-      </w:pPr>
-      <w:r>
-        <w:rPr>
-          <w:rFonts w:ascii="Times New Roman" w:eastAsia="Times New Roman" w:hAnsi="Times New Roman" w:cs="Times New Roman"/>
-          <w:b/>
-          <w:color w:val="000000"/>
-          <w:sz w:val="28"/>
-          <w:szCs w:val="28"/>
-        </w:rPr>
-        <w:t>ОТЧЕТ</w:t>
-      </w:r>
-    </w:p>
-    <w:p>
-      <w:pPr>
-        <w:spacing w:after="0" w:line="360" w:lineRule="auto"/>
-        <w:ind w:left="360"/>
-        <w:jc w:val="center"/>
-        <w:rPr>
-          <w:rFonts w:ascii="Times New Roman" w:eastAsia="Quattrocento Sans" w:hAnsi="Times New Roman" w:cs="Times New Roman"/>
-          <w:color w:val="000000"/>
-          <w:sz w:val="28"/>
-          <w:szCs w:val="28"/>
-        </w:rPr>
-      </w:pPr>
-      <w:r>
-        <w:rPr>
-          <w:rFonts w:ascii="Times New Roman" w:eastAsia="Times New Roman" w:hAnsi="Times New Roman" w:cs="Times New Roman"/>
-          <w:b/>
-          <w:color w:val="000000"/>
-          <w:sz w:val="28"/>
-          <w:szCs w:val="28"/>
-        </w:rPr>
-        <w:t>ПО ПРАКТИЧЕСКОЙ РАБОТЕ №</w:t>
-      </w:r>
-      <w:r>
-        <w:rPr>
-          <w:rFonts w:ascii="Times New Roman" w:eastAsia="Times New Roman" w:hAnsi="Times New Roman" w:cs="Times New Roman"/>
-          <w:b/>
-          <w:color w:val="000000"/>
-          <w:sz w:val="28"/>
-          <w:szCs w:val="28"/>
-        </w:rPr>
-        <w:t>4</w:t>
-      </w:r>
-    </w:p>
-    <w:p>
-      <w:pPr>
-        <w:spacing w:after="0" w:line="360" w:lineRule="auto"/>
-        <w:ind w:left="360"/>
-        <w:jc w:val="center"/>
-        <w:rPr>
-          <w:rFonts w:ascii="Times New Roman" w:eastAsia="Times New Roman" w:hAnsi="Times New Roman" w:cs="Times New Roman"/>
-          <w:b/>
-          <w:bCs/>
-          <w:color w:val="000000"/>
-          <w:sz w:val="28"/>
-          <w:szCs w:val="28"/>
-        </w:rPr>
-      </w:pPr>
-      <w:r>
-        <w:rPr>
-          <w:rFonts w:ascii="Times New Roman" w:eastAsia="Times New Roman" w:hAnsi="Times New Roman" w:cs="Times New Roman"/>
-          <w:b/>
-          <w:color w:val="000000"/>
-          <w:sz w:val="28"/>
-          <w:szCs w:val="28"/>
-        </w:rPr>
-        <w:t>«</w:t>
-      </w:r>
-      <w:r>
-        <w:rPr>
-          <w:rFonts w:ascii="Times New Roman" w:eastAsia="Times New Roman" w:hAnsi="Times New Roman" w:cs="Times New Roman"/>
-          <w:b/>
-          <w:bCs/>
-          <w:color w:val="000000"/>
-          <w:sz w:val="28"/>
-          <w:szCs w:val="28"/>
-        </w:rPr>
-        <w:t>РАБОТА С ФАЙЛОВОЙ СИСТЕМОЙ, ПРОЦЕССАМИ И СЛУЖБАМИ В WINDOWS POWERSHELL</w:t>
-      </w:r>
-      <w:r>
-        <w:rPr>
-          <w:rFonts w:ascii="Times New Roman" w:eastAsia="Times New Roman" w:hAnsi="Times New Roman" w:cs="Times New Roman"/>
-          <w:b/>
-          <w:color w:val="000000"/>
-          <w:sz w:val="28"/>
-          <w:szCs w:val="28"/>
-        </w:rPr>
-        <w:t>»</w:t>
-      </w:r>
-    </w:p>
-    <w:p>
-      <w:pPr>
-        <w:spacing w:after="0" w:line="360" w:lineRule="auto"/>
-        <w:ind w:left="360"/>
-        <w:jc w:val="center"/>
-        <w:rPr>
-          <w:rFonts w:ascii="Times New Roman" w:eastAsia="Times New Roman" w:hAnsi="Times New Roman" w:cs="Times New Roman"/>
-          <w:color w:val="000000"/>
-          <w:sz w:val="28"/>
-          <w:szCs w:val="28"/>
-        </w:rPr>
-      </w:pPr>
-      <w:r>
-        <w:rPr>
-          <w:rFonts w:ascii="Times New Roman" w:eastAsia="Times New Roman" w:hAnsi="Times New Roman" w:cs="Times New Roman"/>
-          <w:b/>
-          <w:color w:val="000000"/>
-          <w:sz w:val="28"/>
-          <w:szCs w:val="28"/>
-        </w:rPr>
-        <w:t>«</w:t>
-      </w:r>
-      <w:r>
-        <w:rPr>
-          <w:rFonts w:ascii="Times New Roman" w:eastAsia="Times New Roman" w:hAnsi="Times New Roman" w:cs="Times New Roman"/>
-          <w:b/>
-          <w:color w:val="000000"/>
-          <w:sz w:val="28"/>
-          <w:szCs w:val="28"/>
-        </w:rPr>
-        <w:t>Операционные системы и среды</w:t>
-      </w:r>
-      <w:r>
-        <w:rPr>
-          <w:rFonts w:ascii="Times New Roman" w:eastAsia="Times New Roman" w:hAnsi="Times New Roman" w:cs="Times New Roman"/>
-          <w:b/>
-          <w:color w:val="000000"/>
-          <w:sz w:val="28"/>
-          <w:szCs w:val="28"/>
-        </w:rPr>
-        <w:t>»</w:t>
-      </w:r>
-    </w:p>
-    <w:p>
-      <w:pPr>
-        <w:spacing w:after="0" w:line="360" w:lineRule="auto"/>
-        <w:jc w:val="center"/>
-        <w:rPr>
-          <w:rFonts w:ascii="Times New Roman" w:eastAsia="Quattrocento Sans" w:hAnsi="Times New Roman" w:cs="Times New Roman"/>
-          <w:color w:val="000000"/>
-          <w:sz w:val="28"/>
-          <w:szCs w:val="28"/>
-        </w:rPr>
-      </w:pPr>
-    </w:p>
-    <w:p>
-      <w:pPr>
-        <w:spacing w:after="0" w:line="360" w:lineRule="auto"/>
-        <w:jc w:val="center"/>
-        <w:rPr>
-          <w:rFonts w:ascii="Times New Roman" w:eastAsia="Quattrocento Sans" w:hAnsi="Times New Roman" w:cs="Times New Roman"/>
-          <w:color w:val="000000"/>
-          <w:sz w:val="28"/>
-          <w:szCs w:val="28"/>
-        </w:rPr>
-      </w:pPr>
-    </w:p>
-    <w:p>
-      <w:pPr>
-        <w:spacing w:after="0" w:line="360" w:lineRule="auto"/>
-        <w:jc w:val="center"/>
-        <w:rPr>
-          <w:rFonts w:ascii="Times New Roman" w:eastAsia="Quattrocento Sans" w:hAnsi="Times New Roman" w:cs="Times New Roman"/>
-          <w:color w:val="000000"/>
-          <w:sz w:val="28"/>
-          <w:szCs w:val="28"/>
-        </w:rPr>
-      </w:pPr>
-    </w:p>
-    <w:p>
-      <w:pPr>
-        <w:spacing w:after="0" w:line="360" w:lineRule="auto"/>
-        <w:jc w:val="center"/>
-        <w:rPr>
-          <w:rFonts w:ascii="Times New Roman" w:eastAsia="Quattrocento Sans" w:hAnsi="Times New Roman" w:cs="Times New Roman"/>
-          <w:color w:val="000000"/>
-          <w:sz w:val="28"/>
-          <w:szCs w:val="28"/>
-        </w:rPr>
-      </w:pPr>
-    </w:p>
-    <w:p>
-      <w:pPr>
-        <w:spacing w:after="0" w:line="360" w:lineRule="auto"/>
-        <w:jc w:val="center"/>
-        <w:rPr>
-          <w:rFonts w:ascii="Times New Roman" w:eastAsia="Quattrocento Sans" w:hAnsi="Times New Roman" w:cs="Times New Roman"/>
-          <w:color w:val="000000"/>
-          <w:sz w:val="28"/>
-          <w:szCs w:val="28"/>
-        </w:rPr>
-      </w:pPr>
-    </w:p>
-    <w:p>
-      <w:pPr>
-        <w:spacing w:after="0" w:line="360" w:lineRule="auto"/>
-        <w:ind w:left="5400"/>
-        <w:rPr>
-          <w:rFonts w:ascii="Times New Roman" w:eastAsia="Quattrocento Sans" w:hAnsi="Times New Roman" w:cs="Times New Roman"/>
+      </w:pPr>
+      <w:r>
+        <w:rPr>
+          <w:rFonts w:ascii="Times New Roman" w:eastAsia="Times New Roman" w:hAnsi="Times New Roman" w:cs="Times New Roman"/>
           <w:color w:val="000000"/>
           <w:sz w:val="24"/>
           <w:szCs w:val="24"/>
         </w:rPr>
-      </w:pPr>
-      <w:r>
+        <w:t>Выполнил: студент учебной группы </w:t>
+      </w:r>
+    </w:p>
+    <w:p>
+      <w:pPr>
+        <w:spacing w:after="0" w:line="360" w:lineRule="auto"/>
+        <w:ind w:left="5400"/>
         <w:rPr>
           <w:rFonts w:ascii="Times New Roman" w:eastAsia="Times New Roman" w:hAnsi="Times New Roman" w:cs="Times New Roman"/>
           <w:color w:val="000000"/>
           <w:sz w:val="24"/>
           <w:szCs w:val="24"/>
         </w:rPr>
-        <w:t>Выполнил: студент учебной группы </w:t>
-      </w:r>
-    </w:p>
-    <w:p>
-      <w:pPr>
-        <w:spacing w:after="0" w:line="360" w:lineRule="auto"/>
-        <w:ind w:left="5400"/>
+      </w:pPr>
+      <w:r>
         <w:rPr>
           <w:rFonts w:ascii="Times New Roman" w:eastAsia="Times New Roman" w:hAnsi="Times New Roman" w:cs="Times New Roman"/>
           <w:color w:val="000000"/>
           <w:sz w:val="24"/>
           <w:szCs w:val="24"/>
         </w:rPr>
-      </w:pPr>
-      <w:r>
-        <w:rPr>
-          <w:rFonts w:ascii="Times New Roman" w:eastAsia="Times New Roman" w:hAnsi="Times New Roman" w:cs="Times New Roman"/>
-          <w:color w:val="000000"/>
+        <w:t>ИСПк2</w:t>
+      </w:r>
+      <w:r>
+        <w:rPr>
+          <w:rFonts w:ascii="Times New Roman" w:eastAsia="Times New Roman" w:hAnsi="Times New Roman" w:cs="Times New Roman"/>
           <w:sz w:val="24"/>
           <w:szCs w:val="24"/>
         </w:rPr>
-        <w:t>ИСПк2</w:t>
+        <w:t>03</w:t>
       </w:r>
       <w:r>
         <w:rPr>
@@ -398,24 +395,24 @@
           <w:sz w:val="24"/>
           <w:szCs w:val="24"/>
         </w:rPr>
-        <w:t>03</w:t>
-      </w:r>
-      <w:r>
-        <w:rPr>
-          <w:rFonts w:ascii="Times New Roman" w:eastAsia="Times New Roman" w:hAnsi="Times New Roman" w:cs="Times New Roman"/>
+        <w:t>-</w:t>
+      </w:r>
+      <w:r>
+        <w:rPr>
+          <w:rFonts w:ascii="Times New Roman" w:eastAsia="Times New Roman" w:hAnsi="Times New Roman" w:cs="Times New Roman"/>
+          <w:color w:val="000000"/>
           <w:sz w:val="24"/>
           <w:szCs w:val="24"/>
         </w:rPr>
-        <w:t>-</w:t>
-      </w:r>
-      <w:r>
-        <w:rPr>
-          <w:rFonts w:ascii="Times New Roman" w:eastAsia="Times New Roman" w:hAnsi="Times New Roman" w:cs="Times New Roman"/>
-          <w:color w:val="000000"/>
+        <w:t>5</w:t>
+      </w:r>
+      <w:r>
+        <w:rPr>
+          <w:rFonts w:ascii="Times New Roman" w:eastAsia="Times New Roman" w:hAnsi="Times New Roman" w:cs="Times New Roman"/>
           <w:sz w:val="24"/>
           <w:szCs w:val="24"/>
         </w:rPr>
-        <w:t>5</w:t>
+        <w:t>2</w:t>
       </w:r>
       <w:r>
         <w:rPr>
@@ -423,50 +420,54 @@
           <w:sz w:val="24"/>
           <w:szCs w:val="24"/>
         </w:rPr>
-        <w:t>2</w:t>
-      </w:r>
-      <w:r>
-        <w:rPr>
-          <w:rFonts w:ascii="Times New Roman" w:eastAsia="Times New Roman" w:hAnsi="Times New Roman" w:cs="Times New Roman"/>
+        <w:t>-</w:t>
+      </w:r>
+      <w:r>
+        <w:rPr>
+          <w:rFonts w:ascii="Times New Roman" w:eastAsia="Times New Roman" w:hAnsi="Times New Roman" w:cs="Times New Roman"/>
+          <w:color w:val="000000"/>
           <w:sz w:val="24"/>
           <w:szCs w:val="24"/>
         </w:rPr>
-        <w:t>-</w:t>
-      </w:r>
-      <w:r>
+        <w:t>00</w:t>
+      </w:r>
+    </w:p>
+    <w:p>
+      <w:pPr>
+        <w:spacing w:after="0" w:line="360" w:lineRule="auto"/>
+        <w:ind w:left="5400"/>
         <w:rPr>
           <w:rFonts w:ascii="Times New Roman" w:eastAsia="Times New Roman" w:hAnsi="Times New Roman" w:cs="Times New Roman"/>
           <w:color w:val="000000"/>
           <w:sz w:val="24"/>
           <w:szCs w:val="24"/>
         </w:rPr>
-        <w:t>00</w:t>
-      </w:r>
-    </w:p>
-    <w:p>
-      <w:pPr>
-        <w:spacing w:after="0" w:line="360" w:lineRule="auto"/>
-        <w:ind w:left="5400"/>
-        <w:rPr>
-          <w:rFonts w:ascii="Times New Roman" w:eastAsia="Times New Roman" w:hAnsi="Times New Roman" w:cs="Times New Roman"/>
-          <w:color w:val="000000"/>
+      </w:pPr>
+      <w:r>
+        <w:rPr>
+          <w:rFonts w:ascii="Times New Roman" w:eastAsia="Times New Roman" w:hAnsi="Times New Roman" w:cs="Times New Roman"/>
           <w:sz w:val="24"/>
           <w:szCs w:val="24"/>
         </w:rPr>
-      </w:pPr>
-      <w:r>
-        <w:rPr>
-          <w:rFonts w:ascii="Times New Roman" w:eastAsia="Times New Roman" w:hAnsi="Times New Roman" w:cs="Times New Roman"/>
+        <w:t>Шильников М.Ю.</w:t>
+      </w:r>
+    </w:p>
+    <w:p>
+      <w:pPr>
+        <w:spacing w:after="0" w:line="360" w:lineRule="auto"/>
+        <w:ind w:left="5387"/>
+        <w:rPr>
+          <w:rFonts w:ascii="Times New Roman" w:eastAsia="Quattrocento Sans" w:hAnsi="Times New Roman" w:cs="Times New Roman"/>
+          <w:color w:val="000000"/>
           <w:sz w:val="24"/>
           <w:szCs w:val="24"/>
         </w:rPr>
-        <w:t>Шильников М.Ю.</w:t>
-      </w:r>
-    </w:p>
-    <w:p>
-      <w:pPr>
-        <w:spacing w:after="0" w:line="360" w:lineRule="auto"/>
-        <w:ind w:left="5387"/>
+      </w:pPr>
+    </w:p>
+    <w:p>
+      <w:pPr>
+        <w:spacing w:after="0" w:line="360" w:lineRule="auto"/>
+        <w:ind w:left="5400"/>
         <w:rPr>
           <w:rFonts w:ascii="Times New Roman" w:eastAsia="Quattrocento Sans" w:hAnsi="Times New Roman" w:cs="Times New Roman"/>
           <w:color w:val="000000"/>
@@ -474,56 +475,34 @@
           <w:szCs w:val="24"/>
         </w:rPr>
       </w:pPr>
-    </w:p>
-    <w:p>
-      <w:pPr>
-        <w:spacing w:after="0" w:line="360" w:lineRule="auto"/>
-        <w:ind w:left="5400"/>
-        <w:rPr>
-          <w:rFonts w:ascii="Times New Roman" w:eastAsia="Quattrocento Sans" w:hAnsi="Times New Roman" w:cs="Times New Roman"/>
+      <w:r>
+        <w:rPr>
+          <w:rFonts w:ascii="Times New Roman" w:eastAsia="Times New Roman" w:hAnsi="Times New Roman" w:cs="Times New Roman"/>
           <w:color w:val="000000"/>
           <w:sz w:val="24"/>
           <w:szCs w:val="24"/>
         </w:rPr>
-      </w:pPr>
-      <w:r>
-        <w:rPr>
-          <w:rFonts w:ascii="Times New Roman" w:eastAsia="Times New Roman" w:hAnsi="Times New Roman" w:cs="Times New Roman"/>
+        <w:t>Преподаватель: </w:t>
+      </w:r>
+    </w:p>
+    <w:p>
+      <w:pPr>
+        <w:spacing w:after="0" w:line="360" w:lineRule="auto"/>
+        <w:ind w:left="5400"/>
+        <w:rPr>
+          <w:rFonts w:ascii="Times New Roman" w:eastAsia="Quattrocento Sans" w:hAnsi="Times New Roman" w:cs="Times New Roman"/>
           <w:color w:val="000000"/>
           <w:sz w:val="24"/>
           <w:szCs w:val="24"/>
         </w:rPr>
-        <w:t>Преподаватель: </w:t>
-      </w:r>
-    </w:p>
-    <w:p>
-      <w:pPr>
-        <w:spacing w:after="0" w:line="360" w:lineRule="auto"/>
-        <w:ind w:left="5400"/>
-        <w:rPr>
-          <w:rFonts w:ascii="Times New Roman" w:eastAsia="Quattrocento Sans" w:hAnsi="Times New Roman" w:cs="Times New Roman"/>
-          <w:color w:val="000000"/>
+      </w:pPr>
+      <w:r>
+        <w:rPr>
+          <w:rFonts w:ascii="Times New Roman" w:eastAsia="Times New Roman" w:hAnsi="Times New Roman" w:cs="Times New Roman"/>
           <w:sz w:val="24"/>
           <w:szCs w:val="24"/>
         </w:rPr>
-      </w:pPr>
-      <w:proofErr w:type="spellStart"/>
-      <w:r>
-        <w:rPr>
-          <w:rFonts w:ascii="Times New Roman" w:eastAsia="Times New Roman" w:hAnsi="Times New Roman" w:cs="Times New Roman"/>
-          <w:sz w:val="24"/>
-          <w:szCs w:val="24"/>
-        </w:rPr>
-        <w:t>Шахторин</w:t>
-      </w:r>
-      <w:proofErr w:type="spellEnd"/>
-      <w:r>
-        <w:rPr>
-          <w:rFonts w:ascii="Times New Roman" w:eastAsia="Times New Roman" w:hAnsi="Times New Roman" w:cs="Times New Roman"/>
-          <w:sz w:val="24"/>
-          <w:szCs w:val="24"/>
-        </w:rPr>
-        <w:t xml:space="preserve"> И.Д.</w:t>
+        <w:t>Шахторин И.Д.</w:t>
       </w:r>
     </w:p>
     <w:p>
@@ -703,23 +682,13 @@
         </w:rPr>
         <w:t xml:space="preserve"> </w:t>
       </w:r>
-      <w:proofErr w:type="spellStart"/>
-      <w:r>
-        <w:rPr>
-          <w:rFonts w:ascii="Times New Roman" w:eastAsia="Times New Roman" w:hAnsi="Times New Roman" w:cs="Times New Roman"/>
-          <w:sz w:val="28"/>
-          <w:szCs w:val="28"/>
-        </w:rPr>
-        <w:t>PowerShell</w:t>
-      </w:r>
-      <w:proofErr w:type="spellEnd"/>
-      <w:r>
-        <w:rPr>
-          <w:rFonts w:ascii="Times New Roman" w:eastAsia="Times New Roman" w:hAnsi="Times New Roman" w:cs="Times New Roman"/>
-          <w:sz w:val="28"/>
-          <w:szCs w:val="28"/>
-        </w:rPr>
-        <w:t xml:space="preserve"> и использовать команды для работы с файлами, процессами и службами в OC</w:t>
+      <w:r>
+        <w:rPr>
+          <w:rFonts w:ascii="Times New Roman" w:eastAsia="Times New Roman" w:hAnsi="Times New Roman" w:cs="Times New Roman"/>
+          <w:sz w:val="28"/>
+          <w:szCs w:val="28"/>
+        </w:rPr>
+        <w:t>PowerShell и использовать команды для работы с файлами, процессами и службами в OC</w:t>
       </w:r>
       <w:r>
         <w:rPr>
@@ -831,29 +800,7 @@
           <w:szCs w:val="28"/>
           <w:highlight w:val="green"/>
         </w:rPr>
-        <w:t>Запустить Windows </w:t>
-      </w:r>
-      <w:proofErr w:type="spellStart"/>
-      <w:r>
-        <w:rPr>
-          <w:rFonts w:ascii="Times New Roman" w:eastAsia="Times New Roman" w:hAnsi="Times New Roman" w:cs="Times New Roman"/>
-          <w:color w:val="000000"/>
-          <w:sz w:val="28"/>
-          <w:szCs w:val="28"/>
-          <w:highlight w:val="green"/>
-        </w:rPr>
-        <w:t>PowerShell</w:t>
-      </w:r>
-      <w:proofErr w:type="spellEnd"/>
-      <w:r>
-        <w:rPr>
-          <w:rFonts w:ascii="Times New Roman" w:eastAsia="Times New Roman" w:hAnsi="Times New Roman" w:cs="Times New Roman"/>
-          <w:color w:val="000000"/>
-          <w:sz w:val="28"/>
-          <w:szCs w:val="28"/>
-          <w:highlight w:val="green"/>
-        </w:rPr>
-        <w:t>.</w:t>
+        <w:t>Запустить Windows PowerShell.</w:t>
       </w:r>
     </w:p>
     <w:p>
@@ -898,6 +845,7 @@
       <w:r>
         <w:rPr>
           <w:rFonts w:ascii="Times New Roman" w:eastAsia="Times New Roman" w:hAnsi="Times New Roman" w:cs="Times New Roman"/>
+          <w:noProof/>
           <w:color w:val="000000"/>
           <w:sz w:val="28"/>
           <w:szCs w:val="28"/>
@@ -1050,29 +998,7 @@
           <w:szCs w:val="28"/>
           <w:highlight w:val="green"/>
         </w:rPr>
-        <w:t xml:space="preserve">Выберите один из каталогов и напишите в данных файлах по несколько разных команд (2-3 команды) по работе с </w:t>
-      </w:r>
-      <w:proofErr w:type="spellStart"/>
-      <w:r>
-        <w:rPr>
-          <w:rFonts w:ascii="Times New Roman" w:eastAsia="Times New Roman" w:hAnsi="Times New Roman" w:cs="Times New Roman"/>
-          <w:color w:val="000000"/>
-          <w:sz w:val="28"/>
-          <w:szCs w:val="28"/>
-          <w:highlight w:val="green"/>
-        </w:rPr>
-        <w:t>Powershell</w:t>
-      </w:r>
-      <w:proofErr w:type="spellEnd"/>
-      <w:r>
-        <w:rPr>
-          <w:rFonts w:ascii="Times New Roman" w:eastAsia="Times New Roman" w:hAnsi="Times New Roman" w:cs="Times New Roman"/>
-          <w:color w:val="000000"/>
-          <w:sz w:val="28"/>
-          <w:szCs w:val="28"/>
-          <w:highlight w:val="green"/>
-        </w:rPr>
-        <w:t xml:space="preserve"> с их расшифровкой.</w:t>
+        <w:t>Выберите один из каталогов и напишите в данных файлах по несколько разных команд (2-3 команды) по работе с Powershell с их расшифровкой.</w:t>
       </w:r>
     </w:p>
     <w:p>
@@ -1262,29 +1188,7 @@
           <w:highlight w:val="green"/>
         </w:rPr>
         <w:lastRenderedPageBreak/>
-        <w:t xml:space="preserve">Выведите справку по всем командам </w:t>
-      </w:r>
-      <w:proofErr w:type="spellStart"/>
-      <w:r>
-        <w:rPr>
-          <w:rFonts w:ascii="Times New Roman" w:eastAsia="Times New Roman" w:hAnsi="Times New Roman" w:cs="Times New Roman"/>
-          <w:color w:val="000000"/>
-          <w:sz w:val="28"/>
-          <w:szCs w:val="28"/>
-          <w:highlight w:val="green"/>
-        </w:rPr>
-        <w:t>PowerShell</w:t>
-      </w:r>
-      <w:proofErr w:type="spellEnd"/>
-      <w:r>
-        <w:rPr>
-          <w:rFonts w:ascii="Times New Roman" w:eastAsia="Times New Roman" w:hAnsi="Times New Roman" w:cs="Times New Roman"/>
-          <w:color w:val="000000"/>
-          <w:sz w:val="28"/>
-          <w:szCs w:val="28"/>
-          <w:highlight w:val="green"/>
-        </w:rPr>
-        <w:t>.</w:t>
+        <w:t>Выведите справку по всем командам PowerShell.</w:t>
       </w:r>
     </w:p>
     <w:p>
@@ -1475,31 +1379,7 @@
           <w:sz w:val="28"/>
           <w:szCs w:val="28"/>
         </w:rPr>
-        <w:t>Задание 2. Работа с процессами в Windows </w:t>
-      </w:r>
-      <w:proofErr w:type="spellStart"/>
-      <w:r>
-        <w:rPr>
-          <w:rFonts w:ascii="Times New Roman" w:eastAsia="Times New Roman" w:hAnsi="Times New Roman" w:cs="Times New Roman"/>
-          <w:b/>
-          <w:bCs/>
-          <w:color w:val="000000"/>
-          <w:sz w:val="28"/>
-          <w:szCs w:val="28"/>
-        </w:rPr>
-        <w:t>PowerShell</w:t>
-      </w:r>
-      <w:proofErr w:type="spellEnd"/>
-      <w:r>
-        <w:rPr>
-          <w:rFonts w:ascii="Times New Roman" w:eastAsia="Times New Roman" w:hAnsi="Times New Roman" w:cs="Times New Roman"/>
-          <w:b/>
-          <w:bCs/>
-          <w:color w:val="000000"/>
-          <w:sz w:val="28"/>
-          <w:szCs w:val="28"/>
-        </w:rPr>
-        <w:t xml:space="preserve">. </w:t>
+        <w:t xml:space="preserve">Задание 2. Работа с процессами в Windows PowerShell. </w:t>
       </w:r>
     </w:p>
     <w:p>
@@ -1583,29 +1463,7 @@
           <w:szCs w:val="28"/>
           <w:highlight w:val="green"/>
         </w:rPr>
-        <w:t xml:space="preserve">Найдите процесс с именем </w:t>
-      </w:r>
-      <w:proofErr w:type="spellStart"/>
-      <w:r>
-        <w:rPr>
-          <w:rFonts w:ascii="Times New Roman" w:eastAsia="Times New Roman" w:hAnsi="Times New Roman" w:cs="Times New Roman"/>
-          <w:color w:val="000000"/>
-          <w:sz w:val="28"/>
-          <w:szCs w:val="28"/>
-          <w:highlight w:val="green"/>
-        </w:rPr>
-        <w:t>explorer</w:t>
-      </w:r>
-      <w:proofErr w:type="spellEnd"/>
-      <w:r>
-        <w:rPr>
-          <w:rFonts w:ascii="Times New Roman" w:eastAsia="Times New Roman" w:hAnsi="Times New Roman" w:cs="Times New Roman"/>
-          <w:color w:val="000000"/>
-          <w:sz w:val="28"/>
-          <w:szCs w:val="28"/>
-          <w:highlight w:val="green"/>
-        </w:rPr>
-        <w:t xml:space="preserve"> (Проводник) и отобразите его свойства (ID, CPU, Memory).</w:t>
+        <w:t>Найдите процесс с именем explorer (Проводник) и отобразите его свойства (ID, CPU, Memory).</w:t>
       </w:r>
     </w:p>
     <w:p>
@@ -1635,29 +1493,7 @@
           <w:szCs w:val="28"/>
           <w:highlight w:val="green"/>
         </w:rPr>
-        <w:t>Отсортируйте список процессов по объему используемой памяти (</w:t>
-      </w:r>
-      <w:proofErr w:type="spellStart"/>
-      <w:r>
-        <w:rPr>
-          <w:rFonts w:ascii="Times New Roman" w:eastAsia="Times New Roman" w:hAnsi="Times New Roman" w:cs="Times New Roman"/>
-          <w:color w:val="000000"/>
-          <w:sz w:val="28"/>
-          <w:szCs w:val="28"/>
-          <w:highlight w:val="green"/>
-        </w:rPr>
-        <w:t>WorkingSet</w:t>
-      </w:r>
-      <w:proofErr w:type="spellEnd"/>
-      <w:r>
-        <w:rPr>
-          <w:rFonts w:ascii="Times New Roman" w:eastAsia="Times New Roman" w:hAnsi="Times New Roman" w:cs="Times New Roman"/>
-          <w:color w:val="000000"/>
-          <w:sz w:val="28"/>
-          <w:szCs w:val="28"/>
-          <w:highlight w:val="green"/>
-        </w:rPr>
-        <w:t>) по убыванию и выведите первые 5 процессов.</w:t>
+        <w:t>Отсортируйте список процессов по объему используемой памяти (WorkingSet) по убыванию и выведите первые 5 процессов.</w:t>
       </w:r>
     </w:p>
     <w:p>
@@ -1717,51 +1553,7 @@
           <w:szCs w:val="28"/>
           <w:highlight w:val="green"/>
         </w:rPr>
-        <w:t>Запустите программу «Блокнот» (</w:t>
-      </w:r>
-      <w:proofErr w:type="spellStart"/>
-      <w:r>
-        <w:rPr>
-          <w:rFonts w:ascii="Times New Roman" w:eastAsia="Times New Roman" w:hAnsi="Times New Roman" w:cs="Times New Roman"/>
-          <w:color w:val="000000"/>
-          <w:sz w:val="28"/>
-          <w:szCs w:val="28"/>
-          <w:highlight w:val="green"/>
-        </w:rPr>
-        <w:t>notepad</w:t>
-      </w:r>
-      <w:proofErr w:type="spellEnd"/>
-      <w:r>
-        <w:rPr>
-          <w:rFonts w:ascii="Times New Roman" w:eastAsia="Times New Roman" w:hAnsi="Times New Roman" w:cs="Times New Roman"/>
-          <w:color w:val="000000"/>
-          <w:sz w:val="28"/>
-          <w:szCs w:val="28"/>
-          <w:highlight w:val="green"/>
-        </w:rPr>
-        <w:t xml:space="preserve">) с помощью </w:t>
-      </w:r>
-      <w:proofErr w:type="spellStart"/>
-      <w:r>
-        <w:rPr>
-          <w:rFonts w:ascii="Times New Roman" w:eastAsia="Times New Roman" w:hAnsi="Times New Roman" w:cs="Times New Roman"/>
-          <w:color w:val="000000"/>
-          <w:sz w:val="28"/>
-          <w:szCs w:val="28"/>
-          <w:highlight w:val="green"/>
-        </w:rPr>
-        <w:t>PowerShell</w:t>
-      </w:r>
-      <w:proofErr w:type="spellEnd"/>
-      <w:r>
-        <w:rPr>
-          <w:rFonts w:ascii="Times New Roman" w:eastAsia="Times New Roman" w:hAnsi="Times New Roman" w:cs="Times New Roman"/>
-          <w:color w:val="000000"/>
-          <w:sz w:val="28"/>
-          <w:szCs w:val="28"/>
-          <w:highlight w:val="green"/>
-        </w:rPr>
-        <w:t>.</w:t>
+        <w:t>Запустите программу «Блокнот» (notepad) с помощью PowerShell.</w:t>
       </w:r>
     </w:p>
     <w:p>
@@ -1791,29 +1583,7 @@
           <w:szCs w:val="28"/>
           <w:highlight w:val="green"/>
         </w:rPr>
-        <w:t xml:space="preserve">Найдите процесс запущенного блокнота и завершите его </w:t>
-      </w:r>
-      <w:proofErr w:type="spellStart"/>
-      <w:r>
-        <w:rPr>
-          <w:rFonts w:ascii="Times New Roman" w:eastAsia="Times New Roman" w:hAnsi="Times New Roman" w:cs="Times New Roman"/>
-          <w:color w:val="000000"/>
-          <w:sz w:val="28"/>
-          <w:szCs w:val="28"/>
-          <w:highlight w:val="green"/>
-        </w:rPr>
-        <w:t>программно</w:t>
-      </w:r>
-      <w:proofErr w:type="spellEnd"/>
-      <w:r>
-        <w:rPr>
-          <w:rFonts w:ascii="Times New Roman" w:eastAsia="Times New Roman" w:hAnsi="Times New Roman" w:cs="Times New Roman"/>
-          <w:color w:val="000000"/>
-          <w:sz w:val="28"/>
-          <w:szCs w:val="28"/>
-          <w:highlight w:val="green"/>
-        </w:rPr>
-        <w:t xml:space="preserve"> (командлет Stop-Process).</w:t>
+        <w:t>Найдите процесс запущенного блокнота и завершите его программно (командлет Stop-Process).</w:t>
       </w:r>
     </w:p>
     <w:p>
@@ -1865,27 +1635,7 @@
           <w:sz w:val="28"/>
           <w:szCs w:val="28"/>
         </w:rPr>
-        <w:t xml:space="preserve">Задание 3. Работа со службами Windows в </w:t>
-      </w:r>
-      <w:proofErr w:type="spellStart"/>
-      <w:r>
-        <w:rPr>
-          <w:rFonts w:ascii="Times New Roman" w:eastAsia="Times New Roman" w:hAnsi="Times New Roman" w:cs="Times New Roman"/>
-          <w:color w:val="000000"/>
-          <w:sz w:val="28"/>
-          <w:szCs w:val="28"/>
-        </w:rPr>
-        <w:t>PowerShell</w:t>
-      </w:r>
-      <w:proofErr w:type="spellEnd"/>
-      <w:r>
-        <w:rPr>
-          <w:rFonts w:ascii="Times New Roman" w:eastAsia="Times New Roman" w:hAnsi="Times New Roman" w:cs="Times New Roman"/>
-          <w:color w:val="000000"/>
-          <w:sz w:val="28"/>
-          <w:szCs w:val="28"/>
-        </w:rPr>
-        <w:t>.</w:t>
+        <w:t>Задание 3. Работа со службами Windows в PowerShell.</w:t>
       </w:r>
     </w:p>
     <w:p>
@@ -1967,29 +1717,7 @@
           <w:szCs w:val="28"/>
           <w:highlight w:val="green"/>
         </w:rPr>
-        <w:t>Отфильтруйте список и отобразите только те службы, которые находятся в состоянии «</w:t>
-      </w:r>
-      <w:proofErr w:type="spellStart"/>
-      <w:r>
-        <w:rPr>
-          <w:rFonts w:ascii="Times New Roman" w:eastAsia="Times New Roman" w:hAnsi="Times New Roman" w:cs="Times New Roman"/>
-          <w:color w:val="000000"/>
-          <w:sz w:val="28"/>
-          <w:szCs w:val="28"/>
-          <w:highlight w:val="green"/>
-        </w:rPr>
-        <w:t>Running</w:t>
-      </w:r>
-      <w:proofErr w:type="spellEnd"/>
-      <w:r>
-        <w:rPr>
-          <w:rFonts w:ascii="Times New Roman" w:eastAsia="Times New Roman" w:hAnsi="Times New Roman" w:cs="Times New Roman"/>
-          <w:color w:val="000000"/>
-          <w:sz w:val="28"/>
-          <w:szCs w:val="28"/>
-          <w:highlight w:val="green"/>
-        </w:rPr>
-        <w:t>» (Запущены).</w:t>
+        <w:t>Отфильтруйте список и отобразите только те службы, которые находятся в состоянии «Running» (Запущены).</w:t>
       </w:r>
     </w:p>
     <w:p>
@@ -2019,51 +1747,7 @@
           <w:szCs w:val="28"/>
           <w:highlight w:val="green"/>
         </w:rPr>
-        <w:t>Найдите службу «Диспетчер печати» (</w:t>
-      </w:r>
-      <w:proofErr w:type="spellStart"/>
-      <w:r>
-        <w:rPr>
-          <w:rFonts w:ascii="Times New Roman" w:eastAsia="Times New Roman" w:hAnsi="Times New Roman" w:cs="Times New Roman"/>
-          <w:color w:val="000000"/>
-          <w:sz w:val="28"/>
-          <w:szCs w:val="28"/>
-          <w:highlight w:val="green"/>
-        </w:rPr>
-        <w:t>Spooler</w:t>
-      </w:r>
-      <w:proofErr w:type="spellEnd"/>
-      <w:r>
-        <w:rPr>
-          <w:rFonts w:ascii="Times New Roman" w:eastAsia="Times New Roman" w:hAnsi="Times New Roman" w:cs="Times New Roman"/>
-          <w:color w:val="000000"/>
-          <w:sz w:val="28"/>
-          <w:szCs w:val="28"/>
-          <w:highlight w:val="green"/>
-        </w:rPr>
-        <w:t>) или «Центр обновления Windows» (</w:t>
-      </w:r>
-      <w:proofErr w:type="spellStart"/>
-      <w:r>
-        <w:rPr>
-          <w:rFonts w:ascii="Times New Roman" w:eastAsia="Times New Roman" w:hAnsi="Times New Roman" w:cs="Times New Roman"/>
-          <w:color w:val="000000"/>
-          <w:sz w:val="28"/>
-          <w:szCs w:val="28"/>
-          <w:highlight w:val="green"/>
-        </w:rPr>
-        <w:t>wuauserv</w:t>
-      </w:r>
-      <w:proofErr w:type="spellEnd"/>
-      <w:r>
-        <w:rPr>
-          <w:rFonts w:ascii="Times New Roman" w:eastAsia="Times New Roman" w:hAnsi="Times New Roman" w:cs="Times New Roman"/>
-          <w:color w:val="000000"/>
-          <w:sz w:val="28"/>
-          <w:szCs w:val="28"/>
-          <w:highlight w:val="green"/>
-        </w:rPr>
-        <w:t>) и проверьте её текущий статус.</w:t>
+        <w:t>Найдите службу «Диспетчер печати» (Spooler) или «Центр обновления Windows» (wuauserv) и проверьте её текущий статус.</w:t>
       </w:r>
     </w:p>
     <w:p>
@@ -2093,29 +1777,7 @@
           <w:szCs w:val="28"/>
           <w:highlight w:val="green"/>
         </w:rPr>
-        <w:t xml:space="preserve">Попробуйте остановить найденную службу (требуется запуск </w:t>
-      </w:r>
-      <w:proofErr w:type="spellStart"/>
-      <w:r>
-        <w:rPr>
-          <w:rFonts w:ascii="Times New Roman" w:eastAsia="Times New Roman" w:hAnsi="Times New Roman" w:cs="Times New Roman"/>
-          <w:color w:val="000000"/>
-          <w:sz w:val="28"/>
-          <w:szCs w:val="28"/>
-          <w:highlight w:val="green"/>
-        </w:rPr>
-        <w:t>PowerShell</w:t>
-      </w:r>
-      <w:proofErr w:type="spellEnd"/>
-      <w:r>
-        <w:rPr>
-          <w:rFonts w:ascii="Times New Roman" w:eastAsia="Times New Roman" w:hAnsi="Times New Roman" w:cs="Times New Roman"/>
-          <w:color w:val="000000"/>
-          <w:sz w:val="28"/>
-          <w:szCs w:val="28"/>
-          <w:highlight w:val="green"/>
-        </w:rPr>
-        <w:t xml:space="preserve"> от имени администратора). Если прав недостаточно, запишите в отчет текст ошибки.</w:t>
+        <w:t>Попробуйте остановить найденную службу (требуется запуск PowerShell от имени администратора). Если прав недостаточно, запишите в отчет текст ошибки.</w:t>
       </w:r>
     </w:p>
     <w:p>
@@ -2145,29 +1807,7 @@
           <w:szCs w:val="28"/>
           <w:highlight w:val="green"/>
         </w:rPr>
-        <w:t xml:space="preserve">Узнайте, от каких других служб зависит выбранная служба (свойство </w:t>
-      </w:r>
-      <w:proofErr w:type="spellStart"/>
-      <w:r>
-        <w:rPr>
-          <w:rFonts w:ascii="Times New Roman" w:eastAsia="Times New Roman" w:hAnsi="Times New Roman" w:cs="Times New Roman"/>
-          <w:color w:val="000000"/>
-          <w:sz w:val="28"/>
-          <w:szCs w:val="28"/>
-          <w:highlight w:val="green"/>
-        </w:rPr>
-        <w:t>Dependencies</w:t>
-      </w:r>
-      <w:proofErr w:type="spellEnd"/>
-      <w:r>
-        <w:rPr>
-          <w:rFonts w:ascii="Times New Roman" w:eastAsia="Times New Roman" w:hAnsi="Times New Roman" w:cs="Times New Roman"/>
-          <w:color w:val="000000"/>
-          <w:sz w:val="28"/>
-          <w:szCs w:val="28"/>
-          <w:highlight w:val="green"/>
-        </w:rPr>
-        <w:t>).</w:t>
+        <w:t>Узнайте, от каких других служб зависит выбранная служба (свойство Dependencies).</w:t>
       </w:r>
     </w:p>
     <w:p>
@@ -2210,7 +1850,6 @@
           <w:color w:val="000000"/>
           <w:sz w:val="28"/>
           <w:szCs w:val="28"/>
-          <w:lang w:val="en-US"/>
         </w:rPr>
       </w:pPr>
     </w:p>
@@ -2278,6 +1917,7 @@
           <w:rFonts w:ascii="Times New Roman" w:eastAsia="Times New Roman" w:hAnsi="Times New Roman" w:cs="Times New Roman"/>
           <w:b/>
           <w:bCs/>
+          <w:noProof/>
           <w:color w:val="000000"/>
           <w:sz w:val="28"/>
           <w:szCs w:val="28"/>
@@ -2344,6 +1984,7 @@
           <w:rFonts w:ascii="Times New Roman" w:eastAsia="Times New Roman" w:hAnsi="Times New Roman" w:cs="Times New Roman"/>
           <w:b/>
           <w:bCs/>
+          <w:noProof/>
           <w:color w:val="000000"/>
           <w:sz w:val="28"/>
           <w:szCs w:val="28"/>
@@ -2388,72 +2029,6 @@
     </w:p>
     <w:p>
       <w:pPr>
-        <w:spacing w:after="0" w:line="360" w:lineRule="auto"/>
-        <w:ind w:left="1080"/>
-        <w:jc w:val="both"/>
-        <w:rPr>
-          <w:rFonts w:ascii="Times New Roman" w:eastAsia="Times New Roman" w:hAnsi="Times New Roman" w:cs="Times New Roman"/>
-          <w:color w:val="000000"/>
-          <w:sz w:val="28"/>
-          <w:szCs w:val="28"/>
-        </w:rPr>
-      </w:pPr>
-      <w:proofErr w:type="spellStart"/>
-      <w:r>
-        <w:rPr>
-          <w:rFonts w:ascii="Times New Roman" w:eastAsia="Times New Roman" w:hAnsi="Times New Roman" w:cs="Times New Roman"/>
-          <w:color w:val="000000"/>
-          <w:sz w:val="28"/>
-          <w:szCs w:val="28"/>
-          <w:lang w:val="en-US"/>
-        </w:rPr>
-        <w:t>ForEach</w:t>
-      </w:r>
-      <w:proofErr w:type="spellEnd"/>
-      <w:r>
-        <w:rPr>
-          <w:rFonts w:ascii="Times New Roman" w:eastAsia="Times New Roman" w:hAnsi="Times New Roman" w:cs="Times New Roman"/>
-          <w:color w:val="000000"/>
-          <w:sz w:val="28"/>
-          <w:szCs w:val="28"/>
-          <w:lang w:val="en-US"/>
-        </w:rPr>
-        <w:t xml:space="preserve"> </w:t>
-      </w:r>
-      <w:r>
-        <w:rPr>
-          <w:rFonts w:ascii="Times New Roman" w:eastAsia="Times New Roman" w:hAnsi="Times New Roman" w:cs="Times New Roman"/>
-          <w:color w:val="000000"/>
-          <w:sz w:val="28"/>
-          <w:szCs w:val="28"/>
-        </w:rPr>
-        <w:t xml:space="preserve">– итератор </w:t>
-      </w:r>
-    </w:p>
-    <w:p>
-      <w:pPr>
-        <w:spacing w:after="0" w:line="360" w:lineRule="auto"/>
-        <w:ind w:left="1080"/>
-        <w:jc w:val="both"/>
-        <w:rPr>
-          <w:rFonts w:ascii="Times New Roman" w:eastAsia="Times New Roman" w:hAnsi="Times New Roman" w:cs="Times New Roman"/>
-          <w:color w:val="000000"/>
-          <w:sz w:val="28"/>
-          <w:szCs w:val="28"/>
-        </w:rPr>
-      </w:pPr>
-      <w:r>
-        <w:rPr>
-          <w:rFonts w:ascii="Times New Roman" w:eastAsia="Times New Roman" w:hAnsi="Times New Roman" w:cs="Times New Roman"/>
-          <w:color w:val="000000"/>
-          <w:sz w:val="28"/>
-          <w:szCs w:val="28"/>
-        </w:rPr>
-        <w:t>1..8 – массив</w:t>
-      </w:r>
-    </w:p>
-    <w:p>
-      <w:pPr>
         <w:pStyle w:val="ad"/>
         <w:numPr>
           <w:ilvl w:val="0"/>
@@ -2471,6 +2046,7 @@
       <w:r>
         <w:rPr>
           <w:rFonts w:ascii="Times New Roman" w:eastAsia="Times New Roman" w:hAnsi="Times New Roman" w:cs="Times New Roman"/>
+          <w:noProof/>
           <w:color w:val="000000"/>
           <w:sz w:val="28"/>
           <w:szCs w:val="28"/>
@@ -2531,6 +2107,7 @@
       <w:r>
         <w:rPr>
           <w:rFonts w:ascii="Times New Roman" w:eastAsia="Times New Roman" w:hAnsi="Times New Roman" w:cs="Times New Roman"/>
+          <w:noProof/>
           <w:color w:val="000000"/>
           <w:sz w:val="28"/>
           <w:szCs w:val="28"/>
@@ -2591,11 +2168,11 @@
       <w:r>
         <w:rPr>
           <w:rFonts w:ascii="Times New Roman" w:eastAsia="Times New Roman" w:hAnsi="Times New Roman" w:cs="Times New Roman"/>
-          <w:color w:val="000000"/>
-          <w:sz w:val="28"/>
-          <w:szCs w:val="28"/>
-        </w:rPr>
-        <w:lastRenderedPageBreak/>
+          <w:noProof/>
+          <w:color w:val="000000"/>
+          <w:sz w:val="28"/>
+          <w:szCs w:val="28"/>
+        </w:rPr>
         <w:drawing>
           <wp:inline distT="0" distB="0" distL="0" distR="0" wp14:anchorId="1C601634" wp14:editId="571A5F27">
             <wp:extent cx="5939790" cy="356235"/>
@@ -2663,6 +2240,7 @@
       <w:r>
         <w:rPr>
           <w:rFonts w:ascii="Times New Roman" w:eastAsia="Times New Roman" w:hAnsi="Times New Roman" w:cs="Times New Roman"/>
+          <w:noProof/>
           <w:color w:val="000000"/>
           <w:sz w:val="28"/>
           <w:szCs w:val="28"/>
@@ -2726,6 +2304,7 @@
       <w:r>
         <w:rPr>
           <w:rFonts w:ascii="Times New Roman" w:eastAsia="Times New Roman" w:hAnsi="Times New Roman" w:cs="Times New Roman"/>
+          <w:noProof/>
           <w:color w:val="000000"/>
           <w:sz w:val="28"/>
           <w:szCs w:val="28"/>
@@ -2788,6 +2367,7 @@
       <w:r>
         <w:rPr>
           <w:rFonts w:ascii="Times New Roman" w:eastAsia="Times New Roman" w:hAnsi="Times New Roman" w:cs="Times New Roman"/>
+          <w:noProof/>
           <w:color w:val="000000"/>
           <w:sz w:val="28"/>
           <w:szCs w:val="28"/>
@@ -2850,6 +2430,7 @@
       <w:r>
         <w:rPr>
           <w:rFonts w:ascii="Times New Roman" w:eastAsia="Times New Roman" w:hAnsi="Times New Roman" w:cs="Times New Roman"/>
+          <w:noProof/>
           <w:color w:val="000000"/>
           <w:sz w:val="28"/>
           <w:szCs w:val="28"/>
@@ -2927,6 +2508,7 @@
       <w:r>
         <w:rPr>
           <w:rFonts w:ascii="Times New Roman" w:eastAsia="Times New Roman" w:hAnsi="Times New Roman" w:cs="Times New Roman"/>
+          <w:noProof/>
           <w:color w:val="000000"/>
           <w:sz w:val="28"/>
           <w:szCs w:val="28"/>
@@ -2985,6 +2567,7 @@
       <w:r>
         <w:rPr>
           <w:rFonts w:ascii="Times New Roman" w:eastAsia="Times New Roman" w:hAnsi="Times New Roman" w:cs="Times New Roman"/>
+          <w:noProof/>
           <w:color w:val="000000"/>
           <w:sz w:val="28"/>
           <w:szCs w:val="28"/>
@@ -3042,6 +2625,7 @@
       <w:r>
         <w:rPr>
           <w:rFonts w:ascii="Times New Roman" w:eastAsia="Times New Roman" w:hAnsi="Times New Roman" w:cs="Times New Roman"/>
+          <w:noProof/>
           <w:color w:val="000000"/>
           <w:sz w:val="28"/>
           <w:szCs w:val="28"/>
@@ -6731,6 +6315,7 @@
   <w:style w:type="character" w:default="1" w:styleId="a0">
     <w:name w:val="Default Paragraph Font"/>
     <w:uiPriority w:val="1"/>
+    <w:semiHidden/>
     <w:unhideWhenUsed/>
   </w:style>
   <w:style w:type="table" w:default="1" w:styleId="a1">
